--- a/Course/1 Component 1 - Computer Systems/1.5 Legal, Moral, Cultural and Ethical Issues/1.5.1 Computing Related Legislation/2 Revision Notes (editable).docx
+++ b/Course/1 Component 1 - Computer Systems/1.5 Legal, Moral, Cultural and Ethical Issues/1.5.1 Computing Related Legislation/2 Revision Notes (editable).docx
@@ -7,12 +7,17 @@
         <w:pStyle w:val="Heading1"/>
       </w:pPr>
       <w:r>
+        <w:rPr>
+          <w:b w:val="0"/>
+          <w:i w:val="0"/>
+        </w:rPr>
         <w:t>Revision — 1.5.1 Computing Related Legislation</w:t>
       </w:r>
     </w:p>
     <w:p>
       <w:r>
         <w:rPr>
+          <w:b w:val="0"/>
           <w:i/>
         </w:rPr>
         <w:t>OCR H446 — one-page revision summary</w:t>
@@ -23,6 +28,10 @@
         <w:pStyle w:val="Heading2"/>
       </w:pPr>
       <w:r>
+        <w:rPr>
+          <w:b w:val="0"/>
+          <w:i w:val="0"/>
+        </w:rPr>
         <w:t>Must know</w:t>
       </w:r>
     </w:p>
@@ -33,10 +42,15 @@
       <w:r>
         <w:rPr>
           <w:b/>
+          <w:i w:val="0"/>
         </w:rPr>
         <w:t>Four laws:</w:t>
       </w:r>
       <w:r>
+        <w:rPr>
+          <w:b w:val="0"/>
+          <w:i w:val="0"/>
+        </w:rPr>
         <w:t xml:space="preserve"> Data Protection Act 2018 (+ GDPR), Computer Misuse Act 1990, Copyright Designs &amp; Patents Act 1988, Regulation of Investigatory Powers Act 2000 (RIPA).</w:t>
       </w:r>
     </w:p>
@@ -47,37 +61,57 @@
       <w:r>
         <w:rPr>
           <w:b/>
+          <w:i w:val="0"/>
         </w:rPr>
         <w:t>Data Protection Act 2018 / GDPR</w:t>
       </w:r>
       <w:r>
+        <w:rPr>
+          <w:b w:val="0"/>
+          <w:i w:val="0"/>
+        </w:rPr>
         <w:t xml:space="preserve"> governs how organisations collect, store and process </w:t>
       </w:r>
       <w:r>
         <w:rPr>
           <w:b/>
+          <w:i w:val="0"/>
         </w:rPr>
         <w:t>personal data</w:t>
       </w:r>
       <w:r>
+        <w:rPr>
+          <w:b w:val="0"/>
+          <w:i w:val="0"/>
+        </w:rPr>
         <w:t xml:space="preserve"> (data identifying a living individual). Key principles: lawful/fair/transparent, purpose limitation, data minimisation, accuracy, storage limitation, security (integrity &amp; confidentiality), accountability. Roles: </w:t>
       </w:r>
       <w:r>
         <w:rPr>
           <w:b/>
+          <w:i w:val="0"/>
         </w:rPr>
         <w:t>controller / processor / subject</w:t>
       </w:r>
       <w:r>
+        <w:rPr>
+          <w:b w:val="0"/>
+          <w:i w:val="0"/>
+        </w:rPr>
         <w:t xml:space="preserve">. Enforced by the </w:t>
       </w:r>
       <w:r>
         <w:rPr>
           <w:b/>
+          <w:i w:val="0"/>
         </w:rPr>
         <w:t>ICO</w:t>
       </w:r>
       <w:r>
+        <w:rPr>
+          <w:b w:val="0"/>
+          <w:i w:val="0"/>
+        </w:rPr>
         <w:t>.</w:t>
       </w:r>
     </w:p>
@@ -88,46 +122,71 @@
       <w:r>
         <w:rPr>
           <w:b/>
+          <w:i w:val="0"/>
         </w:rPr>
         <w:t>Computer Misuse Act 1990</w:t>
       </w:r>
       <w:r>
+        <w:rPr>
+          <w:b w:val="0"/>
+          <w:i w:val="0"/>
+        </w:rPr>
         <w:t xml:space="preserve"> is about </w:t>
       </w:r>
       <w:r>
         <w:rPr>
           <w:b/>
+          <w:i w:val="0"/>
         </w:rPr>
         <w:t>unauthorised access</w:t>
       </w:r>
       <w:r>
+        <w:rPr>
+          <w:b w:val="0"/>
+          <w:i w:val="0"/>
+        </w:rPr>
         <w:t xml:space="preserve">, not damage — </w:t>
       </w:r>
       <w:r>
         <w:rPr>
           <w:b/>
+          <w:i w:val="0"/>
         </w:rPr>
         <w:t>3 offences</w:t>
       </w:r>
       <w:r>
+        <w:rPr>
+          <w:b w:val="0"/>
+          <w:i w:val="0"/>
+        </w:rPr>
         <w:t xml:space="preserve">: (1) unauthorised access; (2) unauthorised access </w:t>
       </w:r>
       <w:r>
         <w:rPr>
           <w:b/>
+          <w:i w:val="0"/>
         </w:rPr>
         <w:t>with intent</w:t>
       </w:r>
       <w:r>
+        <w:rPr>
+          <w:b w:val="0"/>
+          <w:i w:val="0"/>
+        </w:rPr>
         <w:t xml:space="preserve"> to commit a further offence; (3) unauthorised </w:t>
       </w:r>
       <w:r>
         <w:rPr>
           <w:b/>
+          <w:i w:val="0"/>
         </w:rPr>
         <w:t>modification</w:t>
       </w:r>
       <w:r>
+        <w:rPr>
+          <w:b w:val="0"/>
+          <w:i w:val="0"/>
+        </w:rPr>
         <w:t xml:space="preserve"> (malware/ransomware/deleting data).</w:t>
       </w:r>
     </w:p>
@@ -138,55 +197,85 @@
       <w:r>
         <w:rPr>
           <w:b/>
+          <w:i w:val="0"/>
         </w:rPr>
         <w:t>CDPA 1988</w:t>
       </w:r>
       <w:r>
+        <w:rPr>
+          <w:b w:val="0"/>
+          <w:i w:val="0"/>
+        </w:rPr>
         <w:t xml:space="preserve"> protects </w:t>
       </w:r>
       <w:r>
         <w:rPr>
           <w:b/>
+          <w:i w:val="0"/>
         </w:rPr>
         <w:t>intellectual property</w:t>
       </w:r>
       <w:r>
+        <w:rPr>
+          <w:b w:val="0"/>
+          <w:i w:val="0"/>
+        </w:rPr>
         <w:t xml:space="preserve"> — the </w:t>
       </w:r>
       <w:r>
         <w:rPr>
+          <w:b w:val="0"/>
           <w:i/>
         </w:rPr>
         <w:t>expression</w:t>
       </w:r>
       <w:r>
+        <w:rPr>
+          <w:b w:val="0"/>
+          <w:i w:val="0"/>
+        </w:rPr>
         <w:t xml:space="preserve"> of original works (software, music, designs), </w:t>
       </w:r>
       <w:r>
         <w:rPr>
           <w:b/>
+          <w:i w:val="0"/>
         </w:rPr>
         <w:t>not the idea</w:t>
       </w:r>
       <w:r>
+        <w:rPr>
+          <w:b w:val="0"/>
+          <w:i w:val="0"/>
+        </w:rPr>
         <w:t xml:space="preserve">. Protection is </w:t>
       </w:r>
       <w:r>
         <w:rPr>
           <w:b/>
+          <w:i w:val="0"/>
         </w:rPr>
         <w:t>automatic</w:t>
       </w:r>
       <w:r>
+        <w:rPr>
+          <w:b w:val="0"/>
+          <w:i w:val="0"/>
+        </w:rPr>
         <w:t xml:space="preserve"> on creation; you need a </w:t>
       </w:r>
       <w:r>
         <w:rPr>
           <w:b/>
+          <w:i w:val="0"/>
         </w:rPr>
         <w:t>licence</w:t>
       </w:r>
       <w:r>
+        <w:rPr>
+          <w:b w:val="0"/>
+          <w:i w:val="0"/>
+        </w:rPr>
         <w:t xml:space="preserve"> to use others' work.</w:t>
       </w:r>
     </w:p>
@@ -197,28 +286,43 @@
       <w:r>
         <w:rPr>
           <w:b/>
+          <w:i w:val="0"/>
         </w:rPr>
         <w:t>RIPA 2000</w:t>
       </w:r>
       <w:r>
+        <w:rPr>
+          <w:b w:val="0"/>
+          <w:i w:val="0"/>
+        </w:rPr>
         <w:t xml:space="preserve"> governs how </w:t>
       </w:r>
       <w:r>
         <w:rPr>
           <w:b/>
+          <w:i w:val="0"/>
         </w:rPr>
         <w:t>public bodies</w:t>
       </w:r>
       <w:r>
+        <w:rPr>
+          <w:b w:val="0"/>
+          <w:i w:val="0"/>
+        </w:rPr>
         <w:t xml:space="preserve"> (police, security services) may lawfully intercept/monitor communications; can compel ISP access and encryption keys; defines </w:t>
       </w:r>
       <w:r>
         <w:rPr>
           <w:b/>
+          <w:i w:val="0"/>
         </w:rPr>
         <w:t>who may authorise</w:t>
       </w:r>
       <w:r>
+        <w:rPr>
+          <w:b w:val="0"/>
+          <w:i w:val="0"/>
+        </w:rPr>
         <w:t xml:space="preserve"> to prevent abuse.</w:t>
       </w:r>
     </w:p>
@@ -229,37 +333,57 @@
       <w:r>
         <w:rPr>
           <w:b/>
+          <w:i w:val="0"/>
         </w:rPr>
         <w:t>Copyright vs patent:</w:t>
       </w:r>
       <w:r>
+        <w:rPr>
+          <w:b w:val="0"/>
+          <w:i w:val="0"/>
+        </w:rPr>
         <w:t xml:space="preserve"> copyright is automatic and protects expression; a </w:t>
       </w:r>
       <w:r>
         <w:rPr>
           <w:b/>
+          <w:i w:val="0"/>
         </w:rPr>
         <w:t>patent</w:t>
       </w:r>
       <w:r>
+        <w:rPr>
+          <w:b w:val="0"/>
+          <w:i w:val="0"/>
+        </w:rPr>
         <w:t xml:space="preserve"> protects a new </w:t>
       </w:r>
       <w:r>
         <w:rPr>
           <w:b/>
+          <w:i w:val="0"/>
         </w:rPr>
         <w:t>invention/idea</w:t>
       </w:r>
       <w:r>
+        <w:rPr>
+          <w:b w:val="0"/>
+          <w:i w:val="0"/>
+        </w:rPr>
         <w:t xml:space="preserve"> and must be </w:t>
       </w:r>
       <w:r>
         <w:rPr>
           <w:b/>
+          <w:i w:val="0"/>
         </w:rPr>
         <w:t>applied for and granted</w:t>
       </w:r>
       <w:r>
+        <w:rPr>
+          <w:b w:val="0"/>
+          <w:i w:val="0"/>
+        </w:rPr>
         <w:t>.</w:t>
       </w:r>
     </w:p>
@@ -270,10 +394,15 @@
       <w:r>
         <w:rPr>
           <w:b/>
+          <w:i w:val="0"/>
         </w:rPr>
         <w:t>More than one law can apply</w:t>
       </w:r>
       <w:r>
+        <w:rPr>
+          <w:b w:val="0"/>
+          <w:i w:val="0"/>
+        </w:rPr>
         <w:t xml:space="preserve"> — e.g. a hacker steals data (CMA) from a firm that stored it unencrypted (DPA).</w:t>
       </w:r>
     </w:p>
@@ -284,10 +413,15 @@
       <w:r>
         <w:rPr>
           <w:b/>
+          <w:i w:val="0"/>
         </w:rPr>
         <w:t>GDPR ≠ DPA 2018:</w:t>
       </w:r>
       <w:r>
+        <w:rPr>
+          <w:b w:val="0"/>
+          <w:i w:val="0"/>
+        </w:rPr>
         <w:t xml:space="preserve"> GDPR is the EU regulation; DPA 2018 is the UK law implementing it.</w:t>
       </w:r>
     </w:p>
@@ -296,6 +430,10 @@
         <w:pStyle w:val="Heading2"/>
       </w:pPr>
       <w:r>
+        <w:rPr>
+          <w:b w:val="0"/>
+          <w:i w:val="0"/>
+        </w:rPr>
         <w:t>Key terms</w:t>
       </w:r>
     </w:p>
@@ -324,6 +462,7 @@
             <w:r>
               <w:rPr>
                 <w:b/>
+                <w:i w:val="0"/>
               </w:rPr>
               <w:t>Term</w:t>
             </w:r>
@@ -343,6 +482,7 @@
             <w:r>
               <w:rPr>
                 <w:b/>
+                <w:i w:val="0"/>
               </w:rPr>
               <w:t>Definition</w:t>
             </w:r>
@@ -357,6 +497,10 @@
           <w:p>
             <w:r/>
             <w:r>
+              <w:rPr>
+                <w:b w:val="0"/>
+                <w:i w:val="0"/>
+              </w:rPr>
               <w:t>Personal data</w:t>
             </w:r>
           </w:p>
@@ -368,6 +512,10 @@
           <w:p>
             <w:r/>
             <w:r>
+              <w:rPr>
+                <w:b w:val="0"/>
+                <w:i w:val="0"/>
+              </w:rPr>
               <w:t>Data that identifies a living individual</w:t>
             </w:r>
           </w:p>
@@ -381,6 +529,10 @@
           <w:p>
             <w:r/>
             <w:r>
+              <w:rPr>
+                <w:b w:val="0"/>
+                <w:i w:val="0"/>
+              </w:rPr>
               <w:t>Data controller</w:t>
             </w:r>
           </w:p>
@@ -392,6 +544,10 @@
           <w:p>
             <w:r/>
             <w:r>
+              <w:rPr>
+                <w:b w:val="0"/>
+                <w:i w:val="0"/>
+              </w:rPr>
               <w:t>Party that decides why and how personal data is processed</w:t>
             </w:r>
           </w:p>
@@ -405,6 +561,10 @@
           <w:p>
             <w:r/>
             <w:r>
+              <w:rPr>
+                <w:b w:val="0"/>
+                <w:i w:val="0"/>
+              </w:rPr>
               <w:t>Data subject</w:t>
             </w:r>
           </w:p>
@@ -416,6 +576,10 @@
           <w:p>
             <w:r/>
             <w:r>
+              <w:rPr>
+                <w:b w:val="0"/>
+                <w:i w:val="0"/>
+              </w:rPr>
               <w:t>The individual whom the personal data is about</w:t>
             </w:r>
           </w:p>
@@ -429,6 +593,10 @@
           <w:p>
             <w:r/>
             <w:r>
+              <w:rPr>
+                <w:b w:val="0"/>
+                <w:i w:val="0"/>
+              </w:rPr>
               <w:t>CMA Offence 2</w:t>
             </w:r>
           </w:p>
@@ -440,15 +608,24 @@
           <w:p>
             <w:r/>
             <w:r>
+              <w:rPr>
+                <w:b w:val="0"/>
+                <w:i w:val="0"/>
+              </w:rPr>
               <w:t xml:space="preserve">Unauthorised access </w:t>
             </w:r>
             <w:r>
               <w:rPr>
+                <w:b w:val="0"/>
                 <w:i/>
               </w:rPr>
               <w:t>with intent</w:t>
             </w:r>
             <w:r>
+              <w:rPr>
+                <w:b w:val="0"/>
+                <w:i w:val="0"/>
+              </w:rPr>
               <w:t xml:space="preserve"> to commit a further offence</w:t>
             </w:r>
           </w:p>
@@ -462,6 +639,10 @@
           <w:p>
             <w:r/>
             <w:r>
+              <w:rPr>
+                <w:b w:val="0"/>
+                <w:i w:val="0"/>
+              </w:rPr>
               <w:t>CMA Offence 3</w:t>
             </w:r>
           </w:p>
@@ -473,15 +654,24 @@
           <w:p>
             <w:r/>
             <w:r>
+              <w:rPr>
+                <w:b w:val="0"/>
+                <w:i w:val="0"/>
+              </w:rPr>
               <w:t xml:space="preserve">Unauthorised </w:t>
             </w:r>
             <w:r>
               <w:rPr>
+                <w:b w:val="0"/>
                 <w:i/>
               </w:rPr>
               <w:t>modification</w:t>
             </w:r>
             <w:r>
+              <w:rPr>
+                <w:b w:val="0"/>
+                <w:i w:val="0"/>
+              </w:rPr>
               <w:t xml:space="preserve"> of computer material (e.g. malware)</w:t>
             </w:r>
           </w:p>
@@ -495,6 +685,10 @@
           <w:p>
             <w:r/>
             <w:r>
+              <w:rPr>
+                <w:b w:val="0"/>
+                <w:i w:val="0"/>
+              </w:rPr>
               <w:t>Copyright</w:t>
             </w:r>
           </w:p>
@@ -506,6 +700,10 @@
           <w:p>
             <w:r/>
             <w:r>
+              <w:rPr>
+                <w:b w:val="0"/>
+                <w:i w:val="0"/>
+              </w:rPr>
               <w:t>Automatic protection of the expression of an original work</w:t>
             </w:r>
           </w:p>
@@ -519,6 +717,10 @@
           <w:p>
             <w:r/>
             <w:r>
+              <w:rPr>
+                <w:b w:val="0"/>
+                <w:i w:val="0"/>
+              </w:rPr>
               <w:t>Patent</w:t>
             </w:r>
           </w:p>
@@ -530,6 +732,10 @@
           <w:p>
             <w:r/>
             <w:r>
+              <w:rPr>
+                <w:b w:val="0"/>
+                <w:i w:val="0"/>
+              </w:rPr>
               <w:t>Protects a new invention/idea; must be applied for and granted</w:t>
             </w:r>
           </w:p>
@@ -543,6 +749,10 @@
           <w:p>
             <w:r/>
             <w:r>
+              <w:rPr>
+                <w:b w:val="0"/>
+                <w:i w:val="0"/>
+              </w:rPr>
               <w:t>ICO</w:t>
             </w:r>
           </w:p>
@@ -554,6 +764,10 @@
           <w:p>
             <w:r/>
             <w:r>
+              <w:rPr>
+                <w:b w:val="0"/>
+                <w:i w:val="0"/>
+              </w:rPr>
               <w:t>Information Commissioner's Office — enforces the DPA/GDPR</w:t>
             </w:r>
           </w:p>
@@ -566,6 +780,10 @@
         <w:pStyle w:val="Heading2"/>
       </w:pPr>
       <w:r>
+        <w:rPr>
+          <w:b w:val="0"/>
+          <w:i w:val="0"/>
+        </w:rPr>
         <w:t>Worked example / how to — which law applies?</w:t>
       </w:r>
     </w:p>
@@ -574,15 +792,24 @@
         <w:pStyle w:val="ListBullet"/>
       </w:pPr>
       <w:r>
+        <w:rPr>
+          <w:b w:val="0"/>
+          <w:i w:val="0"/>
+        </w:rPr>
         <w:t xml:space="preserve">Employee logs in with a colleague's overheard password but changes nothing → </w:t>
       </w:r>
       <w:r>
         <w:rPr>
           <w:b/>
+          <w:i w:val="0"/>
         </w:rPr>
         <w:t>CMA Offence 1</w:t>
       </w:r>
       <w:r>
+        <w:rPr>
+          <w:b w:val="0"/>
+          <w:i w:val="0"/>
+        </w:rPr>
         <w:t xml:space="preserve"> (unauthorised access).</w:t>
       </w:r>
     </w:p>
@@ -591,24 +818,38 @@
         <w:pStyle w:val="ListBullet"/>
       </w:pPr>
       <w:r>
+        <w:rPr>
+          <w:b w:val="0"/>
+          <w:i w:val="0"/>
+        </w:rPr>
         <w:t xml:space="preserve">Hacker breaks into a bank </w:t>
       </w:r>
       <w:r>
         <w:rPr>
+          <w:b w:val="0"/>
           <w:i/>
         </w:rPr>
         <w:t>intending</w:t>
       </w:r>
       <w:r>
+        <w:rPr>
+          <w:b w:val="0"/>
+          <w:i w:val="0"/>
+        </w:rPr>
         <w:t xml:space="preserve"> to transfer money → </w:t>
       </w:r>
       <w:r>
         <w:rPr>
           <w:b/>
+          <w:i w:val="0"/>
         </w:rPr>
         <w:t>CMA Offence 2</w:t>
       </w:r>
       <w:r>
+        <w:rPr>
+          <w:b w:val="0"/>
+          <w:i w:val="0"/>
+        </w:rPr>
         <w:t xml:space="preserve"> (access with intent).</w:t>
       </w:r>
     </w:p>
@@ -617,15 +858,24 @@
         <w:pStyle w:val="ListBullet"/>
       </w:pPr>
       <w:r>
+        <w:rPr>
+          <w:b w:val="0"/>
+          <w:i w:val="0"/>
+        </w:rPr>
         <w:t xml:space="preserve">Criminal releases ransomware encrypting files → </w:t>
       </w:r>
       <w:r>
         <w:rPr>
           <w:b/>
+          <w:i w:val="0"/>
         </w:rPr>
         <w:t>CMA Offence 3</w:t>
       </w:r>
       <w:r>
+        <w:rPr>
+          <w:b w:val="0"/>
+          <w:i w:val="0"/>
+        </w:rPr>
         <w:t xml:space="preserve"> (unauthorised modification).</w:t>
       </w:r>
     </w:p>
@@ -634,15 +884,24 @@
         <w:pStyle w:val="ListBullet"/>
       </w:pPr>
       <w:r>
+        <w:rPr>
+          <w:b w:val="0"/>
+          <w:i w:val="0"/>
+        </w:rPr>
         <w:t xml:space="preserve">Firm sells its customer list with no lawful basis → </w:t>
       </w:r>
       <w:r>
         <w:rPr>
           <w:b/>
+          <w:i w:val="0"/>
         </w:rPr>
         <w:t>DPA 2018 / GDPR</w:t>
       </w:r>
       <w:r>
+        <w:rPr>
+          <w:b w:val="0"/>
+          <w:i w:val="0"/>
+        </w:rPr>
         <w:t xml:space="preserve"> (the firm is the data controller).</w:t>
       </w:r>
     </w:p>
@@ -651,15 +910,24 @@
         <w:pStyle w:val="ListBullet"/>
       </w:pPr>
       <w:r>
+        <w:rPr>
+          <w:b w:val="0"/>
+          <w:i w:val="0"/>
+        </w:rPr>
         <w:t xml:space="preserve">Student downloads cracked paid software → </w:t>
       </w:r>
       <w:r>
         <w:rPr>
           <w:b/>
+          <w:i w:val="0"/>
         </w:rPr>
         <w:t>CDPA 1988</w:t>
       </w:r>
       <w:r>
+        <w:rPr>
+          <w:b w:val="0"/>
+          <w:i w:val="0"/>
+        </w:rPr>
         <w:t xml:space="preserve"> (copyright infringement).</w:t>
       </w:r>
     </w:p>
@@ -668,15 +936,24 @@
         <w:pStyle w:val="ListBullet"/>
       </w:pPr>
       <w:r>
+        <w:rPr>
+          <w:b w:val="0"/>
+          <w:i w:val="0"/>
+        </w:rPr>
         <w:t xml:space="preserve">Police, correctly authorised, intercept a suspect's messages → </w:t>
       </w:r>
       <w:r>
         <w:rPr>
           <w:b/>
+          <w:i w:val="0"/>
         </w:rPr>
         <w:t>RIPA 2000</w:t>
       </w:r>
       <w:r>
+        <w:rPr>
+          <w:b w:val="0"/>
+          <w:i w:val="0"/>
+        </w:rPr>
         <w:t>.</w:t>
       </w:r>
     </w:p>
@@ -687,10 +964,15 @@
       <w:r>
         <w:rPr>
           <w:b/>
+          <w:i w:val="0"/>
         </w:rPr>
         <w:t>Two laws:</w:t>
       </w:r>
       <w:r>
+        <w:rPr>
+          <w:b w:val="0"/>
+          <w:i w:val="0"/>
+        </w:rPr>
         <w:t xml:space="preserve"> a hacker copies personal data (CMA Offences 1 &amp; 2) held by a retailer who stored it unencrypted (DPA — security principle). Name both and assign the responsible party to each.</w:t>
       </w:r>
     </w:p>
@@ -699,6 +981,10 @@
         <w:pStyle w:val="Heading2"/>
       </w:pPr>
       <w:r>
+        <w:rPr>
+          <w:b w:val="0"/>
+          <w:i w:val="0"/>
+        </w:rPr>
         <w:t>Exam tips</w:t>
       </w:r>
     </w:p>
@@ -709,10 +995,15 @@
       <w:r>
         <w:rPr>
           <w:b/>
+          <w:i w:val="0"/>
         </w:rPr>
         <w:t>Name the specific Act and offence number</w:t>
       </w:r>
       <w:r>
+        <w:rPr>
+          <w:b w:val="0"/>
+          <w:i w:val="0"/>
+        </w:rPr>
         <w:t xml:space="preserve"> — not just "it's illegal" (e.g. "CMA Offence 3", not "hacking law").</w:t>
       </w:r>
     </w:p>
@@ -721,15 +1012,24 @@
         <w:pStyle w:val="ListBullet"/>
       </w:pPr>
       <w:r>
+        <w:rPr>
+          <w:b w:val="0"/>
+          <w:i w:val="0"/>
+        </w:rPr>
         <w:t xml:space="preserve">Watch for scenarios where </w:t>
       </w:r>
       <w:r>
         <w:rPr>
           <w:b/>
+          <w:i w:val="0"/>
         </w:rPr>
         <w:t>two laws apply</w:t>
       </w:r>
       <w:r>
+        <w:rPr>
+          <w:b w:val="0"/>
+          <w:i w:val="0"/>
+        </w:rPr>
         <w:t xml:space="preserve"> — state each law, the wrong it covers, and who is responsible.</w:t>
       </w:r>
     </w:p>
@@ -738,24 +1038,38 @@
         <w:pStyle w:val="ListBullet"/>
       </w:pPr>
       <w:r>
+        <w:rPr>
+          <w:b w:val="0"/>
+          <w:i w:val="0"/>
+        </w:rPr>
         <w:t xml:space="preserve">Keep </w:t>
       </w:r>
       <w:r>
         <w:rPr>
           <w:b/>
+          <w:i w:val="0"/>
         </w:rPr>
         <w:t>CMA = authorisation</w:t>
       </w:r>
       <w:r>
+        <w:rPr>
+          <w:b w:val="0"/>
+          <w:i w:val="0"/>
+        </w:rPr>
         <w:t xml:space="preserve"> (not damage) and </w:t>
       </w:r>
       <w:r>
         <w:rPr>
           <w:b/>
+          <w:i w:val="0"/>
         </w:rPr>
         <w:t>CDPA = expression</w:t>
       </w:r>
       <w:r>
+        <w:rPr>
+          <w:b w:val="0"/>
+          <w:i w:val="0"/>
+        </w:rPr>
         <w:t xml:space="preserve"> (not the idea) clear.</w:t>
       </w:r>
     </w:p>
@@ -764,42 +1078,66 @@
         <w:pStyle w:val="ListBullet"/>
       </w:pPr>
       <w:r>
+        <w:rPr>
+          <w:b w:val="0"/>
+          <w:i w:val="0"/>
+        </w:rPr>
         <w:t xml:space="preserve">Don't confuse </w:t>
       </w:r>
       <w:r>
         <w:rPr>
           <w:b/>
+          <w:i w:val="0"/>
         </w:rPr>
         <w:t>copyright</w:t>
       </w:r>
       <w:r>
+        <w:rPr>
+          <w:b w:val="0"/>
+          <w:i w:val="0"/>
+        </w:rPr>
         <w:t xml:space="preserve"> (automatic) with a </w:t>
       </w:r>
       <w:r>
         <w:rPr>
           <w:b/>
+          <w:i w:val="0"/>
         </w:rPr>
         <w:t>patent</w:t>
       </w:r>
       <w:r>
+        <w:rPr>
+          <w:b w:val="0"/>
+          <w:i w:val="0"/>
+        </w:rPr>
         <w:t xml:space="preserve"> (must be granted); don't confuse </w:t>
       </w:r>
       <w:r>
         <w:rPr>
           <w:b/>
+          <w:i w:val="0"/>
         </w:rPr>
         <w:t>GDPR</w:t>
       </w:r>
       <w:r>
+        <w:rPr>
+          <w:b w:val="0"/>
+          <w:i w:val="0"/>
+        </w:rPr>
         <w:t xml:space="preserve"> (EU) with </w:t>
       </w:r>
       <w:r>
         <w:rPr>
           <w:b/>
+          <w:i w:val="0"/>
         </w:rPr>
         <w:t>DPA 2018</w:t>
       </w:r>
       <w:r>
+        <w:rPr>
+          <w:b w:val="0"/>
+          <w:i w:val="0"/>
+        </w:rPr>
         <w:t xml:space="preserve"> (UK).</w:t>
       </w:r>
     </w:p>
